--- a/entregas/S02/entrevistas/Entrevista_2.docx
+++ b/entregas/S02/entrevistas/Entrevista_2.docx
@@ -258,7 +258,7 @@
         <w:rPr>
           <w:lang w:val="es-MX"/>
         </w:rPr>
-        <w:t xml:space="preserve"> Si, un poco, por que a veces se me olvida tomar nota y lo hago otro día mezclando las rutinas de otros días con el de ese día</w:t>
+        <w:t xml:space="preserve"> Si, un poco, porque a veces se me olvida tomar nota y lo hago otro día mezclando las rutinas de otros días con el de ese día</w:t>
       </w:r>
       <w:r>
         <w:rPr>
